--- a/tai-lieu-noi-bo/moscow/kotelnicheskaya-building.docx
+++ b/tai-lieu-noi-bo/moscow/kotelnicheskaya-building.docx
@@ -116,6 +116,30 @@
     </w:p>
     <w:p>
       <w:pPr>
+        <w:pStyle w:val="ListBullet"/>
+      </w:pPr>
+      <w:r>
+        <w:t>Rạp «Illyuzion» (khai trương 18/3/1966, do Gosfilmofond vận hành): phòng lớn 217 ghế, chiếu phim nhựa 35mm và phim câm kèm nhạc sống, ~300 buổi/năm.</w:t>
+      </w:r>
+    </w:p>
+    <w:p>
+      <w:pPr>
+        <w:pStyle w:val="ListBullet"/>
+      </w:pPr>
+      <w:r>
+        <w:t>Bảo tàng-căn hộ Galina Ulanova tại căn hộ số 185 (mở 2004, thuộc Bảo tàng Bakhrushin): tranh của Benois, Chagall, Fonvizin; thư viện ~2.400 cuốn.</w:t>
+      </w:r>
+    </w:p>
+    <w:p>
+      <w:pPr>
+        <w:pStyle w:val="ListBullet"/>
+      </w:pPr>
+      <w:r>
+        <w:t>Từng có cả «thành phố thu nhỏ» dưới chân tháp: cửa hàng thực phẩm, bưu điện, tiệm làm tóc, tiệm giặt, trường cờ vua, xưởng may quân phục nguyên soái.</w:t>
+      </w:r>
+    </w:p>
+    <w:p>
+      <w:pPr>
         <w:pStyle w:val="Heading1"/>
       </w:pPr>
       <w:r>
@@ -380,6 +404,178 @@
       </w:pPr>
       <w:r>
         <w:t>Phần chân đế của toà nhà cũng đáng chú ý không kém phần đỉnh: các sảnh vào bề thế, hành lang trần cao và chi tiết trang trí công phu thể hiện tham vọng biến cả một khối chung cư thành «cung điện cho nhân dân» (thực chất là cho tầng lớp ưu tú). So với toà nhà chính của Đại học Tổng hợp Moskva — «chị em» lớn nhất và cao nhất trong bảy toà — Kotelnicheskaya nhỏ gọn hơn nhưng lại chiếm lợi thế về vị trí sông nước. Cả hệ thống trang trí điêu khắc, phù điêu và các mô-típ ngôi sao, vòng nguyệt quế, biểu tượng lao động đều nhằm truyền tải thông điệp về sức mạnh và vinh quang của nhà nước Xô-viết. Nhìn tổng thể, toà nhà là một «tuyên ngôn bằng đá và gốm» chứ không đơn thuần là nơi để ở.</w:t>
+      </w:r>
+    </w:p>
+    <w:p>
+      <w:pPr>
+        <w:pStyle w:val="Heading1"/>
+      </w:pPr>
+      <w:r>
+        <w:rPr>
+          <w:color w:val="152C4E"/>
+        </w:rPr>
+        <w:t>«Thành phố thu nhỏ» dưới chân tháp</w:t>
+      </w:r>
+    </w:p>
+    <w:p>
+      <w:pPr>
+        <w:jc w:val="both"/>
+      </w:pPr>
+      <w:r>
+        <w:t>Điều khiến Kotelnicheskaya khác biệt với một chung cư thông thường là cả một hệ sinh thái dịch vụ được nhét vào phần đế và các tầng thấp — một «thành phố thu nhỏ» tự cung tự cấp. Theo các tư liệu về toà nhà, ở đây từng có (và một phần vẫn còn): cửa hàng thực phẩm (gastronom), bưu điện, quán cà phê, tiệm làm tóc – thẩm mỹ, tiệm giặt là, xưởng vẽ của hoạ sĩ, một trường dạy cờ vua, và rạp chiếu phim. Cư dân gần như không cần bước ra khỏi toà nhà cũng có thể lo trọn sinh hoạt thường ngày — một sự tiện nghi xa xỉ hiếm có giữa Moskva hậu chiến thiếu thốn.</w:t>
+      </w:r>
+    </w:p>
+    <w:p>
+      <w:pPr>
+        <w:jc w:val="both"/>
+      </w:pPr>
+      <w:r>
+        <w:t>Một chi tiết được nhắc tới nhiều như giai thoại: trong toà nhà từng có một xưởng may chuyên may quân phục cho các nguyên soái và tướng lĩnh Liên Xô. Sự hiện diện của những dịch vụ «đặc quyền» như vậy phản ánh rõ đối tượng cư dân ban đầu: phần lớn là quan chức NKVD/MVD (an ninh – nội vụ), rồi sau đó là các nhà vật lý hạt nhân và giới trí thức sáng tạo. Toà nhà vì thế vừa là nơi ở, vừa là một biểu tượng địa vị.</w:t>
+      </w:r>
+    </w:p>
+    <w:p>
+      <w:pPr>
+        <w:jc w:val="both"/>
+      </w:pPr>
+      <w:r>
+        <w:t>Gợi ý cách kể cho khách Việt: hãy hình dung một toà nhà mà bên trong có đủ cửa hàng, bưu điện, tiệm cắt tóc, rạp phim — giống như một khu đô thị khép kín thẳng đứng của thập niên 1950. Đứng dưới chân toà tháp, hướng dẫn viên có thể chỉ cho khách thấy đây không chỉ là «nhà để ở» mà là một tuyên ngôn về lối sống ưu tú thời Xô-viết: mọi thứ tinh hoa nhất được gom vào một địa chỉ, cách Điện Kremlin chỉ khoảng 900 mét.</w:t>
+      </w:r>
+    </w:p>
+    <w:p>
+      <w:pPr>
+        <w:pStyle w:val="Heading1"/>
+      </w:pPr>
+      <w:r>
+        <w:rPr>
+          <w:color w:val="152C4E"/>
+        </w:rPr>
+        <w:t>Rạp «Illyuzion» — thánh đường phim kinh điển trong lòng toà tháp</w:t>
+      </w:r>
+    </w:p>
+    <w:p>
+      <w:pPr>
+        <w:jc w:val="both"/>
+      </w:pPr>
+      <w:r>
+        <w:t>Ở phần cánh của toà nhà hướng ra sông có một «hiện vật sống» mà du khách có thể bước hẳn vào bên trong: rạp chiếu phim «Illyuzion» (Иллюзион). Rạp khai trương ngày 18 tháng 3 năm 1966 và từ đó tới nay do Quỹ Phim Quốc gia Nga — Gosfilmofond (Госфильмофонд) — vận hành. Đây không phải rạp chiếu phim bom tấn thương mại, mà là một rạp «kho lưu trữ» chuyên trình chiếu kiệt tác điện ảnh thế giới và Xô-viết từ kho phim quốc gia.</w:t>
+      </w:r>
+    </w:p>
+    <w:p>
+      <w:pPr>
+        <w:jc w:val="both"/>
+      </w:pPr>
+      <w:r>
+        <w:t>Vài con số để hình dung quy mô: phòng chiếu lớn có 217 ghế, phòng nhỏ 21 ghế, cùng hai phòng VIP mỗi phòng kê 4 chiếc ghế sofa. Mỗi năm rạp tổ chức khoảng 300 buổi chiếu và sự kiện. Rạp vẫn giữ truyền thống chiếu phim nhựa 35mm, và đặc biệt là chiếu phim câm kèm nhạc đệm sống (немое кино с музыкальным сопровождением) — một trải nghiệm gần như tuyệt chủng ở phần lớn thế giới. Ngoài ra còn có các chương trình hồi cố (retrospective) theo từng đạo diễn và phim từ các liên hoan hiện đại.</w:t>
+      </w:r>
+    </w:p>
+    <w:p>
+      <w:pPr>
+        <w:jc w:val="both"/>
+      </w:pPr>
+      <w:r>
+        <w:t>Rạp còn được trang bị thiết bị hỗ trợ phụ đề và thuyết minh mô tả bằng âm thanh (audio description) cho người khiếm thị, khiếm thính — cho thấy Illyuzion vừa là di sản, vừa là một không gian văn hoá đang sống.</w:t>
+      </w:r>
+    </w:p>
+    <w:p>
+      <w:pPr>
+        <w:jc w:val="both"/>
+      </w:pPr>
+      <w:r>
+        <w:t>Gợi ý cách kể: với khách Việt yêu điện ảnh, đây là cơ hội hiếm để «xem phim trong một toà nhà chọc trời thời Stalin». Hướng dẫn viên có thể nhấn mạnh rằng ngồi trong khán phòng Illyuzion, người ta được kết nối trực tiếp với ký ức điện ảnh của nhiều thế hệ khán giả Nga — nơi từng là một trong số ít cửa sổ để người Xô-viết xem phim kinh điển nước ngoài. Nếu lịch trình cho phép, một suất chiếu buổi tối ở đây là cách «bước vào ruột» công trình huyền thoại mà không xâm phạm khu căn hộ riêng tư.</w:t>
+      </w:r>
+    </w:p>
+    <w:p>
+      <w:pPr>
+        <w:pStyle w:val="Heading1"/>
+      </w:pPr>
+      <w:r>
+        <w:rPr>
+          <w:color w:val="152C4E"/>
+        </w:rPr>
+        <w:t>Bảo tàng-căn hộ Galina Ulanova (căn hộ số 185)</w:t>
+      </w:r>
+    </w:p>
+    <w:p>
+      <w:pPr>
+        <w:jc w:val="both"/>
+      </w:pPr>
+      <w:r>
+        <w:t>Bên trong toà tháp có một không gian đặc biệt mở cửa cho công chúng: Bảo tàng-căn hộ của huyền thoại ballet Galina Ulanova (Мемориальная квартира Г. С. Улановой), đặt tại căn hộ số 185. Bảo tàng mở cửa năm 2004 và nay là một chi nhánh của Bảo tàng Sân khấu Trung ương mang tên A. A. Bakhrushin (Театральный музей имени А. А. Бахрушина). Đây là cơ hội hiếm hoi để du khách được nhìn tận mắt nội thất nguyên bản bên trong một căn hộ của toà vysotka.</w:t>
+      </w:r>
+    </w:p>
+    <w:p>
+      <w:pPr>
+        <w:jc w:val="both"/>
+      </w:pPr>
+      <w:r>
+        <w:t>Ulanova (1910–1998) được xem là một trong những nữ diễn viên ballet vĩ đại nhất thế kỷ XX — prima ballerina của Nhà hát Kirov (Mariinsky) rồi Nhà hát Lớn Bolshoi, gắn với các vai để đời trong «Giselle» và «Hồ Thiên Nga». Bà sống những năm cuối đời tại đây, và căn hộ được gìn giữ gần như nguyên vẹn: theo mô tả của bảo tàng, «đồ vật không lấn chỗ không gian mà như vẫn giữ hơi ấm bàn tay của chủ nhân».</w:t>
+      </w:r>
+    </w:p>
+    <w:p>
+      <w:pPr>
+        <w:jc w:val="both"/>
+      </w:pPr>
+      <w:r>
+        <w:t>Các hiện vật cụ thể đáng chú ý: một bộ sưu tập mỹ thuật gồm tác phẩm của các danh hoạ Alexandre Benois (Александр Бенуа), Marc Chagall (Марк Шагал) và Artur Fonvizin (Артур Фонвизин); một thư viện khoảng 2.400 cuốn sách, trong đó nhiều cuốn có bút tích đề tặng; cùng vô số ảnh chụp, áp phích biểu diễn, thư từ và kỷ vật cá nhân — ghi lại chặng đường của bà từ những buổi diễn đầu tiên trên sân khấu tới những năm tháng cuối đời.</w:t>
+      </w:r>
+    </w:p>
+    <w:p>
+      <w:pPr>
+        <w:jc w:val="both"/>
+      </w:pPr>
+      <w:r>
+        <w:t>Gợi ý cách kể: hướng dẫn viên có thể liên hệ Ulanova với hình ảnh «thiên nga» của ballet Nga, và kể rằng ngay cả những nghệ sĩ, chính khách quyền lực nhất cũng ngưỡng mộ bà. Việc một căn hộ tư nhân trong toà nhà bí ẩn này được mở thành bảo tàng biến Kotelnicheskaya thành điểm «hành hương» của người yêu nghệ thuật múa. Lưu ý thực tế: bảo tàng có giờ mở cửa riêng và số chỗ hạn chế, nên nếu muốn vào thăm cần kiểm tra lịch và đặt trước.</w:t>
+      </w:r>
+    </w:p>
+    <w:p>
+      <w:pPr>
+        <w:pStyle w:val="Heading1"/>
+      </w:pPr>
+      <w:r>
+        <w:rPr>
+          <w:color w:val="152C4E"/>
+        </w:rPr>
+        <w:t>Cư dân huyền thoại — «ngôi làng thẳng đứng»</w:t>
+      </w:r>
+    </w:p>
+    <w:p>
+      <w:pPr>
+        <w:jc w:val="both"/>
+      </w:pPr>
+      <w:r>
+        <w:t>Người ta thường nói sống ở Kotelnicheskaya giống như sống trong một «ngôi làng thẳng đứng», nơi hàng xóm là những tên tuổi lừng danh của văn hoá Nga – Xô-viết. Danh sách cư dân đọc lên như một trang sử nghệ thuật: nhà thơ Yevgeny Yevtushenko (Евгений Евтушенко) và Andrei Voznesensky (Андрей Вознесенский); các nữ diễn viên Faina Ranevskaya (Фаина Раневская) và Nonna Mordyukova (Нонна Мордюкова); nữ hoàng ballet Galina Ulanova (Галина Уланова); các nghệ sĩ – diễn viên Aleksandr Shirvindt (Александр Ширвиндт) và Mikhail Zharov (Михаил Жаров); các nhà văn Konstantin Paustovsky (Константин Паустовский) và Vasily Aksyonov (Василий Аксёнов).</w:t>
+      </w:r>
+    </w:p>
+    <w:p>
+      <w:pPr>
+        <w:jc w:val="both"/>
+      </w:pPr>
+      <w:r>
+        <w:t>Thú vị là chính kiến trúc sư Dmitry Chechulin (Дмитрий Чечулин) — «cha đẻ» của toà nhà và là Kiến trúc sư trưởng Moskva — cũng sống trong công trình do mình thiết kế. Trên mặt tiền toà nhà ngày nay gắn nhiều tấm biển tưởng niệm (мемориальные доски) ghi danh các cư dân nổi tiếng: hãy dành ít phút tìm và đọc chúng, bởi mỗi tấm biển là một mảnh ký ức văn hoá.</w:t>
+      </w:r>
+    </w:p>
+    <w:p>
+      <w:pPr>
+        <w:jc w:val="both"/>
+      </w:pPr>
+      <w:r>
+        <w:t>Gợi ý cách kể: với khách Việt, có thể ví Kotelnicheskaya như một «chung cư của những ngôi sao» — nơi mà đi thang máy có thể chạm mặt một nhà thơ nổi tiếng hay một minh tinh màn bạc. Ranevskaya nổi tiếng với tài châm biếm sắc sảo; bà thường được nhắc đến bằng những câu nói để đời, giúp câu chuyện về toà nhà trở nên gần gũi và dí dỏm hơn.</w:t>
+      </w:r>
+    </w:p>
+    <w:p>
+      <w:pPr>
+        <w:jc w:val="both"/>
+      </w:pPr>
+      <w:r>
+        <w:t>Một lớp câu chuyện tối hơn cũng thuộc về toà nhà: nó được dựng lên một phần bằng sức lao động của tù nhân GULAG và cả tù binh chiến tranh (làm việc tới khoảng mùa hè 1951). Theo tư liệu, khu trại giam công nhân bị quây kín bằng hàng rào cao 3 mét với năm lớp dây thép gai, đặt cách Điện Kremlin chỉ chừng 900 mét. Chính sự tương phản giữa những căn hộ xa hoa của giới tinh hoa và bàn tay lao động khổ sai đã dựng nên chúng là nghịch lý ám ảnh bậc nhất của kiến trúc thời Stalin.</w:t>
+      </w:r>
+    </w:p>
+    <w:p>
+      <w:pPr>
+        <w:jc w:val="both"/>
+      </w:pPr>
+      <w:r>
+        <w:t>Nhiều giai thoại đô thị vây quanh toà nhà — như lời đồn về những chiếc micro nghe lén gắn khắp nơi khiến cư dân «không dám» tự ý kê lại đồ đạc, hay chuyện thợ khoan tường đôi khi «đụng phải» dấu vết của quá khứ. Những chuyện này phần lớn là truyền thuyết đô thị (cần kiểm chứng), nhưng chính chúng góp phần tạo nên bầu không khí vừa hào nhoáng vừa bí ẩn bao quanh toà «chị cả» của bảy vysotka.</w:t>
       </w:r>
     </w:p>
     <w:p>
@@ -972,6 +1168,66 @@
       </w:r>
     </w:p>
     <w:p>
+      <w:r>
+        <w:rPr>
+          <w:sz w:val="22"/>
+        </w:rPr>
+        <w:t xml:space="preserve">• Bảo tàng-căn hộ G. S. Ulanova — Bảo tàng Sân khấu Bakhrushin — </w:t>
+      </w:r>
+      <w:r>
+        <w:rPr>
+          <w:color w:val="204A86"/>
+          <w:sz w:val="20"/>
+        </w:rPr>
+        <w:t>https://www.bakhrushinmuseum.ru/en/branch/mku-en/</w:t>
+      </w:r>
+    </w:p>
+    <w:p>
+      <w:r>
+        <w:rPr>
+          <w:sz w:val="22"/>
+        </w:rPr>
+        <w:t xml:space="preserve">• Rạp «Illyuzion» — trang chính thức (Gosfilmofond) — </w:t>
+      </w:r>
+      <w:r>
+        <w:rPr>
+          <w:color w:val="204A86"/>
+          <w:sz w:val="20"/>
+        </w:rPr>
+        <w:t>https://illusion-cinema.ru/about/</w:t>
+      </w:r>
+    </w:p>
+    <w:p>
+      <w:r>
+        <w:rPr>
+          <w:sz w:val="22"/>
+        </w:rPr>
+        <w:t xml:space="preserve">• Иллюзион (кинотеатр, Москва) — Wikipedia (tiếng Nga) — </w:t>
+      </w:r>
+      <w:r>
+        <w:rPr>
+          <w:color w:val="204A86"/>
+          <w:sz w:val="20"/>
+        </w:rPr>
+        <w:t>https://ru.wikipedia.org/wiki/Иллюзион_(кинотеатр,_Москва)</w:t>
+      </w:r>
+    </w:p>
+    <w:p>
+      <w:r>
+        <w:rPr>
+          <w:sz w:val="22"/>
+        </w:rPr>
+        <w:t xml:space="preserve">• Музей-квартира Г. С. Улановой — Culture.ru — </w:t>
+      </w:r>
+      <w:r>
+        <w:rPr>
+          <w:color w:val="204A86"/>
+          <w:sz w:val="20"/>
+        </w:rPr>
+        <w:t>https://www.culture.ru/institutes/28221/muzei-kvartira-g-s-ulanovoi</w:t>
+      </w:r>
+    </w:p>
+    <w:p>
       <w:pPr>
         <w:pStyle w:val="Heading2"/>
       </w:pPr>
@@ -1048,11 +1304,38 @@
     <w:p>
       <w:r>
         <w:rPr>
+          <w:color w:val="5C6773"/>
+          <w:sz w:val="20"/>
+        </w:rPr>
+        <w:t>Trang chính thức rạp Illyuzion (illusion-cinema.ru) — khai trương 18/3/1966, do Gosfilmofond vận hành; phòng lớn 217 ghế, phòng nhỏ 21 ghế, hai phòng VIP mỗi phòng 4 ghế sofa; chiếu phim 35mm, phim câm kèm nhạc sống, hồi cố đạo diễn; ~300 sự kiện/năm; có thiết bị phụ đề và thuyết minh âm thanh.</w:t>
+      </w:r>
+    </w:p>
+    <w:p>
+      <w:r>
+        <w:rPr>
+          <w:color w:val="5C6773"/>
+          <w:sz w:val="20"/>
+        </w:rPr>
+        <w:t>Bảo tàng Sân khấu Bakhrushin (bakhrushinmuseum.ru) — Bảo tàng-căn hộ Ulanova ở căn hộ số 185, mở cửa 2004; sưu tập tác phẩm của Alexandre Benois, Marc Chagall, Artur Fonvizin; thư viện ~2.400 cuốn, nhiều cuốn có bút tích; ảnh, áp phích, thư từ, kỷ vật; căn hộ giữ nguyên như lúc sinh thời.</w:t>
+      </w:r>
+    </w:p>
+    <w:p>
+      <w:r>
+        <w:rPr>
+          <w:color w:val="5C6773"/>
+          <w:sz w:val="20"/>
+        </w:rPr>
+        <w:t>GW2RU (gw2ru.com) — danh sách cư dân (Yevtushenko, Ranevskaya, Mordyukova, Ulanova, Shirvindt, Zharov, Paustovsky, Aksyonov, Chechulin); các tiện ích dưới chân toà nhà (cửa hàng thực phẩm, bưu điện, cà phê, tiệm làm tóc, giặt là, xưởng vẽ, trường cờ vua, rạp phim, xưởng may quân phục nguyên soái); trại tù nhân GULAG quây hàng rào 3 m với 5 lớp dây thép gai, tù binh làm tới ~hè 1951, cách Kremlin ~900 m.</w:t>
+      </w:r>
+    </w:p>
+    <w:p>
+      <w:r>
+        <w:rPr>
           <w:i/>
           <w:color w:val="5C6773"/>
           <w:sz w:val="18"/>
         </w:rPr>
-        <w:t>Tài liệu nội bộ — không dùng cho mục đích public. Biên soạn nguyên gốc, có dẫn nguồn. Cập nhật 2026-08-11.</w:t>
+        <w:t>Tài liệu nội bộ — không dùng cho mục đích public. Biên soạn nguyên gốc, có dẫn nguồn. Cập nhật 2026-09-28.</w:t>
       </w:r>
     </w:p>
     <w:sectPr>
